--- a/프로그램 자료/intern-documents/docs_output/samples/w2d5/word/박수빈/feedback_w2.docx
+++ b/프로그램 자료/intern-documents/docs_output/samples/w2d5/word/박수빈/feedback_w2.docx
@@ -4,189 +4,44 @@
   <w:body>
     <w:p>
       <w:pPr>
-        <w:pStyle w:val="Heading1"/>
-        <w:spacing w:after="120" w:before="240"/>
+        <w:spacing w:after="240" w:before="0"/>
+        <w:jc w:val="center"/>
       </w:pPr>
       <w:r>
         <w:rPr>
           <w:rFonts w:ascii="Arial" w:cs="Arial" w:eastAsia="Arial" w:hAnsi="Arial"/>
           <w:b/>
           <w:bCs/>
-          <w:color w:val="2E74B5"/>
-          <w:sz w:val="32"/>
-          <w:szCs w:val="32"/>
-        </w:rPr>
-        <w:t xml:space="preserve">2주차 멘토 피드백 기록</w:t>
-      </w:r>
-    </w:p>
-    <w:p>
-      <w:pPr>
-        <w:spacing w:after="60"/>
-      </w:pPr>
-      <w:r>
-        <w:rPr>
-          <w:rFonts w:ascii="Arial" w:cs="Arial" w:eastAsia="Arial" w:hAnsi="Arial"/>
-          <w:b/>
-          <w:bCs/>
-          <w:i w:val="false"/>
-          <w:iCs w:val="false"/>
-          <w:color w:val="000000"/>
-          <w:sz w:val="22"/>
-          <w:szCs w:val="22"/>
-        </w:rPr>
-        <w:t xml:space="preserve">작성일: </w:t>
-      </w:r>
-      <w:r>
-        <w:rPr>
-          <w:rFonts w:ascii="Arial" w:cs="Arial" w:eastAsia="Arial" w:hAnsi="Arial"/>
-          <w:b w:val="false"/>
-          <w:bCs w:val="false"/>
-          <w:i w:val="false"/>
-          <w:iCs w:val="false"/>
-          <w:color w:val="000000"/>
-          <w:sz w:val="22"/>
-          <w:szCs w:val="22"/>
-        </w:rPr>
-        <w:t xml:space="preserve">2026-04-24 (금)</w:t>
-      </w:r>
-    </w:p>
-    <w:p>
-      <w:pPr>
-        <w:spacing w:after="60"/>
-      </w:pPr>
-      <w:r>
-        <w:rPr>
-          <w:rFonts w:ascii="Arial" w:cs="Arial" w:eastAsia="Arial" w:hAnsi="Arial"/>
-          <w:b/>
-          <w:bCs/>
-          <w:i w:val="false"/>
-          <w:iCs w:val="false"/>
-          <w:color w:val="000000"/>
-          <w:sz w:val="22"/>
-          <w:szCs w:val="22"/>
-        </w:rPr>
-        <w:t xml:space="preserve">인턴: </w:t>
-      </w:r>
-      <w:r>
-        <w:rPr>
-          <w:rFonts w:ascii="Arial" w:cs="Arial" w:eastAsia="Arial" w:hAnsi="Arial"/>
-          <w:b w:val="false"/>
-          <w:bCs w:val="false"/>
-          <w:i/>
-          <w:iCs/>
-          <w:color w:val="000000"/>
-          <w:sz w:val="22"/>
-          <w:szCs w:val="22"/>
-        </w:rPr>
-        <w:t xml:space="preserve">박수빈</w:t>
-      </w:r>
-    </w:p>
-    <w:p>
-      <w:pPr>
-        <w:spacing w:after="60"/>
-      </w:pPr>
-      <w:r>
-        <w:rPr>
-          <w:rFonts w:ascii="Arial" w:cs="Arial" w:eastAsia="Arial" w:hAnsi="Arial"/>
-          <w:b/>
-          <w:bCs/>
-          <w:i w:val="false"/>
-          <w:iCs w:val="false"/>
-          <w:color w:val="000000"/>
-          <w:sz w:val="22"/>
-          <w:szCs w:val="22"/>
-        </w:rPr>
-        <w:t xml:space="preserve">일정: </w:t>
-      </w:r>
-      <w:r>
-        <w:rPr>
-          <w:rFonts w:ascii="Arial" w:cs="Arial" w:eastAsia="Arial" w:hAnsi="Arial"/>
-          <w:b w:val="false"/>
-          <w:bCs w:val="false"/>
-          <w:i w:val="false"/>
-          <w:iCs w:val="false"/>
-          <w:color w:val="000000"/>
-          <w:sz w:val="22"/>
-          <w:szCs w:val="22"/>
-        </w:rPr>
-        <w:t xml:space="preserve">오픈클로 보고서 초안 &amp; 멘토 피드백 (1차 완성)</w:t>
-      </w:r>
-    </w:p>
-    <w:p>
-      <w:pPr>
-        <w:spacing w:after="100"/>
-      </w:pPr>
+          <w:color w:val="1F3864"/>
+          <w:sz w:val="28"/>
+          <w:szCs w:val="28"/>
+        </w:rPr>
+        <w:t xml:space="preserve">2주차 멘토 피드백 기록 | 박수빈 | 2026-04-24 (W2D5)</w:t>
+      </w:r>
+    </w:p>
+    <w:p>
+      <w:r>
+        <w:t xml:space="preserve">피드백 수신 일시: 2026-04-24 (금) 주간 미팅 (17:00 – 17:30)</w:t>
+      </w:r>
+    </w:p>
+    <w:p>
+      <w:r>
+        <w:t xml:space="preserve"/>
+      </w:r>
+    </w:p>
+    <w:p>
+      <w:pPr>
+        <w:pStyle w:val="Heading1"/>
+      </w:pPr>
+      <w:r>
+        <w:t xml:space="preserve">멘토 피드백 요약</w:t>
+      </w:r>
     </w:p>
     <w:p>
       <w:pPr>
         <w:pStyle w:val="Heading2"/>
-        <w:spacing w:after="80" w:before="180"/>
-      </w:pPr>
-      <w:r>
-        <w:rPr>
-          <w:rFonts w:ascii="Arial" w:cs="Arial" w:eastAsia="Arial" w:hAnsi="Arial"/>
-          <w:b/>
-          <w:bCs/>
-          <w:color w:val="2E74B5"/>
-          <w:sz w:val="26"/>
-          <w:szCs w:val="26"/>
-        </w:rPr>
-        <w:t xml:space="preserve">피드백 수신 일시</w:t>
-      </w:r>
-    </w:p>
-    <w:p>
-      <w:pPr>
-        <w:spacing w:after="60"/>
-      </w:pPr>
-      <w:r>
-        <w:rPr>
-          <w:rFonts w:ascii="Arial" w:cs="Arial" w:eastAsia="Arial" w:hAnsi="Arial"/>
-          <w:b w:val="false"/>
-          <w:bCs w:val="false"/>
-          <w:i w:val="false"/>
-          <w:iCs w:val="false"/>
-          <w:color w:val="000000"/>
-          <w:sz w:val="22"/>
-          <w:szCs w:val="22"/>
-        </w:rPr>
-        <w:t xml:space="preserve">2026-04-24 (금) 주간 미팅 (17:00 – 17:30)</w:t>
-      </w:r>
-    </w:p>
-    <w:p>
-      <w:pPr>
-        <w:spacing w:after="100"/>
-      </w:pPr>
-    </w:p>
-    <w:p>
-      <w:pPr>
-        <w:pStyle w:val="Heading2"/>
-        <w:spacing w:after="80" w:before="180"/>
-      </w:pPr>
-      <w:r>
-        <w:rPr>
-          <w:rFonts w:ascii="Arial" w:cs="Arial" w:eastAsia="Arial" w:hAnsi="Arial"/>
-          <w:b/>
-          <w:bCs/>
-          <w:color w:val="2E74B5"/>
-          <w:sz w:val="26"/>
-          <w:szCs w:val="26"/>
-        </w:rPr>
-        <w:t xml:space="preserve">멘토 피드백 요약</w:t>
-      </w:r>
-    </w:p>
-    <w:p>
-      <w:pPr>
-        <w:pStyle w:val="Heading3"/>
-        <w:spacing w:after="60" w:before="140"/>
-      </w:pPr>
-      <w:r>
-        <w:rPr>
-          <w:rFonts w:ascii="Arial" w:cs="Arial" w:eastAsia="Arial" w:hAnsi="Arial"/>
-          <w:b/>
-          <w:bCs/>
-          <w:sz w:val="24"/>
-          <w:szCs w:val="24"/>
-        </w:rPr>
+      </w:pPr>
+      <w:r>
         <w:t xml:space="preserve">잘 된 점</w:t>
       </w:r>
     </w:p>
@@ -197,20 +52,14 @@
           <w:ilvl w:val="0"/>
           <w:numId w:val="2"/>
         </w:numPr>
-        <w:spacing w:after="60"/>
       </w:pPr>
       <w:r>
         <w:rPr>
           <w:rFonts w:ascii="Arial" w:cs="Arial" w:eastAsia="Arial" w:hAnsi="Arial"/>
-          <w:b w:val="false"/>
-          <w:bCs w:val="false"/>
-          <w:i w:val="false"/>
-          <w:iCs w:val="false"/>
-          <w:color w:val="000000"/>
           <w:sz w:val="22"/>
           <w:szCs w:val="22"/>
         </w:rPr>
-        <w:t xml:space="preserve">국내외 사례를 표로 구조화하고 출처를 명시한 것</w:t>
+        <w:t xml:space="preserve">각 AI 트렌드를 시스템 아키텍처 레이어(API Gateway·ML 서빙·배포)별로 구분하여 백엔드 구현 가능성을 체계적으로 분석한 것</w:t>
       </w:r>
     </w:p>
     <w:p>
@@ -220,20 +69,14 @@
           <w:ilvl w:val="0"/>
           <w:numId w:val="2"/>
         </w:numPr>
-        <w:spacing w:after="60"/>
       </w:pPr>
       <w:r>
         <w:rPr>
           <w:rFonts w:ascii="Arial" w:cs="Arial" w:eastAsia="Arial" w:hAnsi="Arial"/>
-          <w:b w:val="false"/>
-          <w:bCs w:val="false"/>
-          <w:i w:val="false"/>
-          <w:iCs w:val="false"/>
-          <w:color w:val="000000"/>
           <w:sz w:val="22"/>
           <w:szCs w:val="22"/>
         </w:rPr>
-        <w:t xml:space="preserve">Cowork 워크플로우를 단계별로 문서화해 재현 가능하게 만든 것</w:t>
+        <w:t xml:space="preserve">FinBuddy RAG 아키텍처와 오픈클로 워크플로우 구조를 직접 비교·연결한 것 — 추상적 트렌드를 구체적 코드 수준으로 내려온 점이 강점</w:t>
       </w:r>
     </w:p>
     <w:p>
@@ -243,40 +86,21 @@
           <w:ilvl w:val="0"/>
           <w:numId w:val="2"/>
         </w:numPr>
-        <w:spacing w:after="60"/>
       </w:pPr>
       <w:r>
         <w:rPr>
           <w:rFonts w:ascii="Arial" w:cs="Arial" w:eastAsia="Arial" w:hAnsi="Arial"/>
-          <w:b w:val="false"/>
-          <w:bCs w:val="false"/>
-          <w:i w:val="false"/>
-          <w:iCs w:val="false"/>
-          <w:color w:val="000000"/>
           <w:sz w:val="22"/>
           <w:szCs w:val="22"/>
         </w:rPr>
-        <w:t xml:space="preserve">프롬프트 카드를 형식에 맞게 저장하기 시작한 것</w:t>
-      </w:r>
-    </w:p>
-    <w:p>
-      <w:pPr>
-        <w:spacing w:after="100"/>
-      </w:pPr>
-    </w:p>
-    <w:p>
-      <w:pPr>
-        <w:pStyle w:val="Heading3"/>
-        <w:spacing w:after="60" w:before="140"/>
-      </w:pPr>
-      <w:r>
-        <w:rPr>
-          <w:rFonts w:ascii="Arial" w:cs="Arial" w:eastAsia="Arial" w:hAnsi="Arial"/>
-          <w:b/>
-          <w:bCs/>
-          <w:sz w:val="24"/>
-          <w:szCs w:val="24"/>
-        </w:rPr>
+        <w:t xml:space="preserve">Rate Limiter 전략과 API 비용 추정을 미리 포함한 것 — 실서비스 운영자(DayLine)로서의 관점이 문서에 반영됨</w:t>
+      </w:r>
+    </w:p>
+    <w:p>
+      <w:pPr>
+        <w:pStyle w:val="Heading2"/>
+      </w:pPr>
+      <w:r>
         <w:t xml:space="preserve">개선할 점</w:t>
       </w:r>
     </w:p>
@@ -287,20 +111,14 @@
           <w:ilvl w:val="0"/>
           <w:numId w:val="2"/>
         </w:numPr>
-        <w:spacing w:after="60"/>
       </w:pPr>
       <w:r>
         <w:rPr>
           <w:rFonts w:ascii="Arial" w:cs="Arial" w:eastAsia="Arial" w:hAnsi="Arial"/>
-          <w:b w:val="false"/>
-          <w:bCs w:val="false"/>
-          <w:i w:val="false"/>
-          <w:iCs w:val="false"/>
-          <w:color w:val="000000"/>
           <w:sz w:val="22"/>
           <w:szCs w:val="22"/>
         </w:rPr>
-        <w:t xml:space="preserve">Sparkpage 결과를 더 비판적으로 검토할 것 — 출처가 오래됐거나 편향된 경우 있음</w:t>
+        <w:t xml:space="preserve">행정망 분리 환경에서의 외부 LLM API 호출 가능 여부를 TBD로 남긴 것 — 과기부·행안부 클라우드 보안 인증(CSAP) 가이드라인을 먼저 확인하고 제약 조건을 명시할 것</w:t>
       </w:r>
     </w:p>
     <w:p>
@@ -310,20 +128,14 @@
           <w:ilvl w:val="0"/>
           <w:numId w:val="2"/>
         </w:numPr>
-        <w:spacing w:after="60"/>
       </w:pPr>
       <w:r>
         <w:rPr>
           <w:rFonts w:ascii="Arial" w:cs="Arial" w:eastAsia="Arial" w:hAnsi="Arial"/>
-          <w:b w:val="false"/>
-          <w:bCs w:val="false"/>
-          <w:i w:val="false"/>
-          <w:iCs w:val="false"/>
-          <w:color w:val="000000"/>
           <w:sz w:val="22"/>
           <w:szCs w:val="22"/>
         </w:rPr>
-        <w:t xml:space="preserve">public_sector_report_v0.1.docx에 정량적 효과 수치 더 보강 필요</w:t>
+        <w:t xml:space="preserve">아키텍처 다이어그램 부재: 텍스트로만 설명된 시스템 흐름을 Mermaid Sequence Diagram으로 시각화하면 보고서 가독성 대폭 향상</w:t>
       </w:r>
     </w:p>
     <w:p>
@@ -333,40 +145,21 @@
           <w:ilvl w:val="0"/>
           <w:numId w:val="2"/>
         </w:numPr>
-        <w:spacing w:after="60"/>
       </w:pPr>
       <w:r>
         <w:rPr>
           <w:rFonts w:ascii="Arial" w:cs="Arial" w:eastAsia="Arial" w:hAnsi="Arial"/>
-          <w:b w:val="false"/>
-          <w:bCs w:val="false"/>
-          <w:i w:val="false"/>
-          <w:iCs w:val="false"/>
-          <w:color w:val="000000"/>
           <w:sz w:val="22"/>
           <w:szCs w:val="22"/>
         </w:rPr>
-        <w:t xml:space="preserve">미니 PJ 주제를 다음 주 목요일까지 데이터 확보 가능성 포함해 구체화할 것</w:t>
-      </w:r>
-    </w:p>
-    <w:p>
-      <w:pPr>
-        <w:spacing w:after="100"/>
-      </w:pPr>
-    </w:p>
-    <w:p>
-      <w:pPr>
-        <w:pStyle w:val="Heading3"/>
-        <w:spacing w:after="60" w:before="140"/>
-      </w:pPr>
-      <w:r>
-        <w:rPr>
-          <w:rFonts w:ascii="Arial" w:cs="Arial" w:eastAsia="Arial" w:hAnsi="Arial"/>
-          <w:b/>
-          <w:bCs/>
-          <w:sz w:val="24"/>
-          <w:szCs w:val="24"/>
-        </w:rPr>
+        <w:t xml:space="preserve">미니 PJ 복잡도 검토 필요: FinBuddy 멀티에이전트 수준까지 바로 구현하기보다 단일 분류 API 먼저 완성하고 단계적으로 확장 권장</w:t>
+      </w:r>
+    </w:p>
+    <w:p>
+      <w:pPr>
+        <w:pStyle w:val="Heading2"/>
+      </w:pPr>
+      <w:r>
         <w:t xml:space="preserve">3주차 중점 사항</w:t>
       </w:r>
     </w:p>
@@ -377,20 +170,14 @@
           <w:ilvl w:val="0"/>
           <w:numId w:val="2"/>
         </w:numPr>
-        <w:spacing w:after="60"/>
       </w:pPr>
       <w:r>
         <w:rPr>
           <w:rFonts w:ascii="Arial" w:cs="Arial" w:eastAsia="Arial" w:hAnsi="Arial"/>
-          <w:b w:val="false"/>
-          <w:bCs w:val="false"/>
-          <w:i w:val="false"/>
-          <w:iCs w:val="false"/>
-          <w:color w:val="000000"/>
           <w:sz w:val="22"/>
           <w:szCs w:val="22"/>
         </w:rPr>
-        <w:t xml:space="preserve">Cursor + Python으로 실제 코드 실습 시작 → 산출물이 .py 파일로 나와야 함</w:t>
+        <w:t xml:space="preserve">Cursor + Python으로 Claude API 단일 분류 엔드포인트(FastAPI) 작성 → Rate Limiter 테스트</w:t>
       </w:r>
     </w:p>
     <w:p>
@@ -400,47 +187,32 @@
           <w:ilvl w:val="0"/>
           <w:numId w:val="2"/>
         </w:numPr>
-        <w:spacing w:after="60"/>
       </w:pPr>
       <w:r>
         <w:rPr>
           <w:rFonts w:ascii="Arial" w:cs="Arial" w:eastAsia="Arial" w:hAnsi="Arial"/>
-          <w:b w:val="false"/>
-          <w:bCs w:val="false"/>
-          <w:i w:val="false"/>
-          <w:iCs w:val="false"/>
-          <w:color w:val="000000"/>
           <w:sz w:val="22"/>
           <w:szCs w:val="22"/>
         </w:rPr>
-        <w:t xml:space="preserve">프롬프트 카드를 Few-shot, CoT, Role 별로 분류 정리</w:t>
-      </w:r>
-    </w:p>
-    <w:p>
-      <w:pPr>
-        <w:spacing w:after="100"/>
-      </w:pPr>
-    </w:p>
-    <w:p>
-      <w:pPr>
-        <w:pStyle w:val="Heading2"/>
-        <w:spacing w:after="80" w:before="180"/>
-      </w:pPr>
-      <w:r>
-        <w:rPr>
-          <w:rFonts w:ascii="Arial" w:cs="Arial" w:eastAsia="Arial" w:hAnsi="Arial"/>
-          <w:b/>
-          <w:bCs/>
-          <w:color w:val="2E74B5"/>
-          <w:sz w:val="26"/>
-          <w:szCs w:val="26"/>
-        </w:rPr>
+        <w:t xml:space="preserve">Mermaid 다이어그램으로 미니 PJ 시스템 아키텍처 초안 작성 — 멘토 리뷰 후 확정</w:t>
+      </w:r>
+    </w:p>
+    <w:p>
+      <w:r>
+        <w:t xml:space="preserve"/>
+      </w:r>
+    </w:p>
+    <w:p>
+      <w:pPr>
+        <w:pStyle w:val="Heading1"/>
+      </w:pPr>
+      <w:r>
         <w:t xml:space="preserve">인턴 자기 평가</w:t>
       </w:r>
     </w:p>
     <w:tbl>
       <w:tblPr>
-        <w:tblW w:type="dxa" w:w="9638"/>
+        <w:tblW w:type="dxa" w:w="9360"/>
         <w:tblBorders>
           <w:top w:val="single" w:color="auto" w:sz="4"/>
           <w:left w:val="single" w:color="auto" w:sz="4"/>
@@ -451,9 +223,9 @@
         </w:tblBorders>
       </w:tblPr>
       <w:tblGrid>
-        <w:gridCol w:w="3855"/>
-        <w:gridCol w:w="1446"/>
-        <w:gridCol w:w="4337"/>
+        <w:gridCol w:w="3000"/>
+        <w:gridCol w:w="2000"/>
+        <w:gridCol w:w="4360"/>
       </w:tblGrid>
       <w:tr>
         <w:trPr>
@@ -461,109 +233,177 @@
         </w:trPr>
         <w:tc>
           <w:tcPr>
-            <w:tcW w:type="dxa" w:w="3855"/>
+            <w:tcW w:type="dxa" w:w="3000"/>
+            <w:tcBorders>
+              <w:top w:val="single" w:color="2E74B5" w:sz="1"/>
+              <w:left w:val="single" w:color="2E74B5" w:sz="1"/>
+              <w:bottom w:val="single" w:color="2E74B5" w:sz="1"/>
+              <w:right w:val="single" w:color="2E74B5" w:sz="1"/>
+            </w:tcBorders>
+            <w:shd w:fill="2E74B5" w:val="clear"/>
+            <w:tcMar>
+              <w:top w:type="dxa" w:w="80"/>
+              <w:left w:type="dxa" w:w="120"/>
+              <w:bottom w:type="dxa" w:w="80"/>
+              <w:right w:type="dxa" w:w="120"/>
+            </w:tcMar>
+          </w:tcPr>
+          <w:p>
+            <w:r>
+              <w:rPr>
+                <w:rFonts w:ascii="Arial" w:cs="Arial" w:eastAsia="Arial" w:hAnsi="Arial"/>
+                <w:b/>
+                <w:bCs/>
+                <w:color w:val="FFFFFF"/>
+                <w:sz w:val="20"/>
+                <w:szCs w:val="20"/>
+              </w:rPr>
+              <w:t xml:space="preserve">항목</w:t>
+            </w:r>
+          </w:p>
+        </w:tc>
+        <w:tc>
+          <w:tcPr>
+            <w:tcW w:type="dxa" w:w="2000"/>
+            <w:tcBorders>
+              <w:top w:val="single" w:color="2E74B5" w:sz="1"/>
+              <w:left w:val="single" w:color="2E74B5" w:sz="1"/>
+              <w:bottom w:val="single" w:color="2E74B5" w:sz="1"/>
+              <w:right w:val="single" w:color="2E74B5" w:sz="1"/>
+            </w:tcBorders>
+            <w:shd w:fill="2E74B5" w:val="clear"/>
+            <w:tcMar>
+              <w:top w:type="dxa" w:w="80"/>
+              <w:left w:type="dxa" w:w="120"/>
+              <w:bottom w:type="dxa" w:w="80"/>
+              <w:right w:type="dxa" w:w="120"/>
+            </w:tcMar>
+          </w:tcPr>
+          <w:p>
+            <w:r>
+              <w:rPr>
+                <w:rFonts w:ascii="Arial" w:cs="Arial" w:eastAsia="Arial" w:hAnsi="Arial"/>
+                <w:b/>
+                <w:bCs/>
+                <w:color w:val="FFFFFF"/>
+                <w:sz w:val="20"/>
+                <w:szCs w:val="20"/>
+              </w:rPr>
+              <w:t xml:space="preserve">점수 (1–5)</w:t>
+            </w:r>
+          </w:p>
+        </w:tc>
+        <w:tc>
+          <w:tcPr>
+            <w:tcW w:type="dxa" w:w="4360"/>
+            <w:tcBorders>
+              <w:top w:val="single" w:color="2E74B5" w:sz="1"/>
+              <w:left w:val="single" w:color="2E74B5" w:sz="1"/>
+              <w:bottom w:val="single" w:color="2E74B5" w:sz="1"/>
+              <w:right w:val="single" w:color="2E74B5" w:sz="1"/>
+            </w:tcBorders>
+            <w:shd w:fill="2E74B5" w:val="clear"/>
+            <w:tcMar>
+              <w:top w:type="dxa" w:w="80"/>
+              <w:left w:type="dxa" w:w="120"/>
+              <w:bottom w:type="dxa" w:w="80"/>
+              <w:right w:type="dxa" w:w="120"/>
+            </w:tcMar>
+          </w:tcPr>
+          <w:p>
+            <w:r>
+              <w:rPr>
+                <w:rFonts w:ascii="Arial" w:cs="Arial" w:eastAsia="Arial" w:hAnsi="Arial"/>
+                <w:b/>
+                <w:bCs/>
+                <w:color w:val="FFFFFF"/>
+                <w:sz w:val="20"/>
+                <w:szCs w:val="20"/>
+              </w:rPr>
+              <w:t xml:space="preserve">메모</w:t>
+            </w:r>
+          </w:p>
+        </w:tc>
+      </w:tr>
+      <w:tr>
+        <w:tc>
+          <w:tcPr>
+            <w:tcW w:type="dxa" w:w="3000"/>
             <w:tcBorders>
               <w:top w:val="single" w:color="CCCCCC" w:sz="1"/>
               <w:left w:val="single" w:color="CCCCCC" w:sz="1"/>
               <w:bottom w:val="single" w:color="CCCCCC" w:sz="1"/>
               <w:right w:val="single" w:color="CCCCCC" w:sz="1"/>
             </w:tcBorders>
-            <w:shd w:fill="D5E8F0" w:val="clear"/>
-            <w:tcMar>
-              <w:top w:type="dxa" w:w="80"/>
-              <w:left w:type="dxa" w:w="120"/>
-              <w:bottom w:type="dxa" w:w="80"/>
-              <w:right w:type="dxa" w:w="120"/>
-            </w:tcMar>
-          </w:tcPr>
-          <w:p>
-            <w:pPr>
-              <w:spacing w:after="60"/>
-            </w:pPr>
-            <w:r>
-              <w:rPr>
-                <w:rFonts w:ascii="Arial" w:cs="Arial" w:eastAsia="Arial" w:hAnsi="Arial"/>
-                <w:b/>
-                <w:bCs/>
-                <w:i w:val="false"/>
-                <w:iCs w:val="false"/>
-                <w:color w:val="000000"/>
-                <w:sz w:val="20"/>
-                <w:szCs w:val="20"/>
-              </w:rPr>
-              <w:t xml:space="preserve">항목</w:t>
-            </w:r>
-          </w:p>
-        </w:tc>
-        <w:tc>
-          <w:tcPr>
-            <w:tcW w:type="dxa" w:w="1446"/>
+            <w:tcMar>
+              <w:top w:type="dxa" w:w="80"/>
+              <w:left w:type="dxa" w:w="120"/>
+              <w:bottom w:type="dxa" w:w="80"/>
+              <w:right w:type="dxa" w:w="120"/>
+            </w:tcMar>
+          </w:tcPr>
+          <w:p>
+            <w:r>
+              <w:rPr>
+                <w:rFonts w:ascii="Arial" w:cs="Arial" w:eastAsia="Arial" w:hAnsi="Arial"/>
+                <w:sz w:val="20"/>
+                <w:szCs w:val="20"/>
+              </w:rPr>
+              <w:t xml:space="preserve">리서치 깊이</w:t>
+            </w:r>
+          </w:p>
+        </w:tc>
+        <w:tc>
+          <w:tcPr>
+            <w:tcW w:type="dxa" w:w="2000"/>
             <w:tcBorders>
               <w:top w:val="single" w:color="CCCCCC" w:sz="1"/>
               <w:left w:val="single" w:color="CCCCCC" w:sz="1"/>
               <w:bottom w:val="single" w:color="CCCCCC" w:sz="1"/>
               <w:right w:val="single" w:color="CCCCCC" w:sz="1"/>
             </w:tcBorders>
-            <w:shd w:fill="D5E8F0" w:val="clear"/>
-            <w:tcMar>
-              <w:top w:type="dxa" w:w="80"/>
-              <w:left w:type="dxa" w:w="120"/>
-              <w:bottom w:type="dxa" w:w="80"/>
-              <w:right w:type="dxa" w:w="120"/>
-            </w:tcMar>
-          </w:tcPr>
-          <w:p>
-            <w:pPr>
-              <w:spacing w:after="60"/>
-            </w:pPr>
-            <w:r>
-              <w:rPr>
-                <w:rFonts w:ascii="Arial" w:cs="Arial" w:eastAsia="Arial" w:hAnsi="Arial"/>
-                <w:b/>
-                <w:bCs/>
-                <w:i w:val="false"/>
-                <w:iCs w:val="false"/>
-                <w:color w:val="000000"/>
-                <w:sz w:val="20"/>
-                <w:szCs w:val="20"/>
-              </w:rPr>
-              <w:t xml:space="preserve">점수 (1–5)</w:t>
-            </w:r>
-          </w:p>
-        </w:tc>
-        <w:tc>
-          <w:tcPr>
-            <w:tcW w:type="dxa" w:w="4337"/>
+            <w:tcMar>
+              <w:top w:type="dxa" w:w="80"/>
+              <w:left w:type="dxa" w:w="120"/>
+              <w:bottom w:type="dxa" w:w="80"/>
+              <w:right w:type="dxa" w:w="120"/>
+            </w:tcMar>
+          </w:tcPr>
+          <w:p>
+            <w:r>
+              <w:rPr>
+                <w:rFonts w:ascii="Arial" w:cs="Arial" w:eastAsia="Arial" w:hAnsi="Arial"/>
+                <w:sz w:val="20"/>
+                <w:szCs w:val="20"/>
+              </w:rPr>
+              <w:t xml:space="preserve">4</w:t>
+            </w:r>
+          </w:p>
+        </w:tc>
+        <w:tc>
+          <w:tcPr>
+            <w:tcW w:type="dxa" w:w="4360"/>
             <w:tcBorders>
               <w:top w:val="single" w:color="CCCCCC" w:sz="1"/>
               <w:left w:val="single" w:color="CCCCCC" w:sz="1"/>
               <w:bottom w:val="single" w:color="CCCCCC" w:sz="1"/>
               <w:right w:val="single" w:color="CCCCCC" w:sz="1"/>
             </w:tcBorders>
-            <w:shd w:fill="D5E8F0" w:val="clear"/>
-            <w:tcMar>
-              <w:top w:type="dxa" w:w="80"/>
-              <w:left w:type="dxa" w:w="120"/>
-              <w:bottom w:type="dxa" w:w="80"/>
-              <w:right w:type="dxa" w:w="120"/>
-            </w:tcMar>
-          </w:tcPr>
-          <w:p>
-            <w:pPr>
-              <w:spacing w:after="60"/>
-            </w:pPr>
-            <w:r>
-              <w:rPr>
-                <w:rFonts w:ascii="Arial" w:cs="Arial" w:eastAsia="Arial" w:hAnsi="Arial"/>
-                <w:b/>
-                <w:bCs/>
-                <w:i w:val="false"/>
-                <w:iCs w:val="false"/>
-                <w:color w:val="000000"/>
-                <w:sz w:val="20"/>
-                <w:szCs w:val="20"/>
-              </w:rPr>
-              <w:t xml:space="preserve">메모</w:t>
+            <w:tcMar>
+              <w:top w:type="dxa" w:w="80"/>
+              <w:left w:type="dxa" w:w="120"/>
+              <w:bottom w:type="dxa" w:w="80"/>
+              <w:right w:type="dxa" w:w="120"/>
+            </w:tcMar>
+          </w:tcPr>
+          <w:p>
+            <w:r>
+              <w:rPr>
+                <w:rFonts w:ascii="Arial" w:cs="Arial" w:eastAsia="Arial" w:hAnsi="Arial"/>
+                <w:sz w:val="20"/>
+                <w:szCs w:val="20"/>
+              </w:rPr>
+              <w:t xml:space="preserve">5개 트렌드 아키텍처 관점 분석 완료, 행정망 분리 제약 조건 미확인</w:t>
             </w:r>
           </w:p>
         </w:tc>
@@ -571,7 +411,7 @@
       <w:tr>
         <w:tc>
           <w:tcPr>
-            <w:tcW w:type="dxa" w:w="3855"/>
+            <w:tcW w:type="dxa" w:w="3000"/>
             <w:tcBorders>
               <w:top w:val="single" w:color="CCCCCC" w:sz="1"/>
               <w:left w:val="single" w:color="CCCCCC" w:sz="1"/>
@@ -586,27 +426,19 @@
             </w:tcMar>
           </w:tcPr>
           <w:p>
-            <w:pPr>
-              <w:spacing w:after="60"/>
-            </w:pPr>
-            <w:r>
-              <w:rPr>
-                <w:rFonts w:ascii="Arial" w:cs="Arial" w:eastAsia="Arial" w:hAnsi="Arial"/>
-                <w:b w:val="false"/>
-                <w:bCs w:val="false"/>
-                <w:i w:val="false"/>
-                <w:iCs w:val="false"/>
-                <w:color w:val="000000"/>
-                <w:sz w:val="20"/>
-                <w:szCs w:val="20"/>
-              </w:rPr>
-              <w:t xml:space="preserve">리서치 깊이</w:t>
-            </w:r>
-          </w:p>
-        </w:tc>
-        <w:tc>
-          <w:tcPr>
-            <w:tcW w:type="dxa" w:w="1446"/>
+            <w:r>
+              <w:rPr>
+                <w:rFonts w:ascii="Arial" w:cs="Arial" w:eastAsia="Arial" w:hAnsi="Arial"/>
+                <w:sz w:val="20"/>
+                <w:szCs w:val="20"/>
+              </w:rPr>
+              <w:t xml:space="preserve">도구 활용</w:t>
+            </w:r>
+          </w:p>
+        </w:tc>
+        <w:tc>
+          <w:tcPr>
+            <w:tcW w:type="dxa" w:w="2000"/>
             <w:tcBorders>
               <w:top w:val="single" w:color="CCCCCC" w:sz="1"/>
               <w:left w:val="single" w:color="CCCCCC" w:sz="1"/>
@@ -621,17 +453,9 @@
             </w:tcMar>
           </w:tcPr>
           <w:p>
-            <w:pPr>
-              <w:spacing w:after="60"/>
-            </w:pPr>
-            <w:r>
-              <w:rPr>
-                <w:rFonts w:ascii="Arial" w:cs="Arial" w:eastAsia="Arial" w:hAnsi="Arial"/>
-                <w:b w:val="false"/>
-                <w:bCs w:val="false"/>
-                <w:i w:val="false"/>
-                <w:iCs w:val="false"/>
-                <w:color w:val="000000"/>
+            <w:r>
+              <w:rPr>
+                <w:rFonts w:ascii="Arial" w:cs="Arial" w:eastAsia="Arial" w:hAnsi="Arial"/>
                 <w:sz w:val="20"/>
                 <w:szCs w:val="20"/>
               </w:rPr>
@@ -641,7 +465,7 @@
         </w:tc>
         <w:tc>
           <w:tcPr>
-            <w:tcW w:type="dxa" w:w="4337"/>
+            <w:tcW w:type="dxa" w:w="4360"/>
             <w:tcBorders>
               <w:top w:val="single" w:color="CCCCCC" w:sz="1"/>
               <w:left w:val="single" w:color="CCCCCC" w:sz="1"/>
@@ -656,21 +480,13 @@
             </w:tcMar>
           </w:tcPr>
           <w:p>
-            <w:pPr>
-              <w:spacing w:after="60"/>
-            </w:pPr>
-            <w:r>
-              <w:rPr>
-                <w:rFonts w:ascii="Arial" w:cs="Arial" w:eastAsia="Arial" w:hAnsi="Arial"/>
-                <w:b w:val="false"/>
-                <w:bCs w:val="false"/>
-                <w:i w:val="false"/>
-                <w:iCs w:val="false"/>
-                <w:color w:val="000000"/>
-                <w:sz w:val="20"/>
-                <w:szCs w:val="20"/>
-              </w:rPr>
-              <w:t xml:space="preserve">5개 키워드 딥다이브 완료, 출처 날짜 포함</w:t>
+            <w:r>
+              <w:rPr>
+                <w:rFonts w:ascii="Arial" w:cs="Arial" w:eastAsia="Arial" w:hAnsi="Arial"/>
+                <w:sz w:val="20"/>
+                <w:szCs w:val="20"/>
+              </w:rPr>
+              <w:t xml:space="preserve">오픈클로 에러 처리 흐름도 작성, Fallback 로직 실습</w:t>
             </w:r>
           </w:p>
         </w:tc>
@@ -678,109 +494,82 @@
       <w:tr>
         <w:tc>
           <w:tcPr>
-            <w:tcW w:type="dxa" w:w="3855"/>
+            <w:tcW w:type="dxa" w:w="3000"/>
             <w:tcBorders>
               <w:top w:val="single" w:color="CCCCCC" w:sz="1"/>
               <w:left w:val="single" w:color="CCCCCC" w:sz="1"/>
               <w:bottom w:val="single" w:color="CCCCCC" w:sz="1"/>
               <w:right w:val="single" w:color="CCCCCC" w:sz="1"/>
             </w:tcBorders>
-            <w:shd w:fill="F5F5F5" w:val="clear"/>
-            <w:tcMar>
-              <w:top w:type="dxa" w:w="80"/>
-              <w:left w:type="dxa" w:w="120"/>
-              <w:bottom w:type="dxa" w:w="80"/>
-              <w:right w:type="dxa" w:w="120"/>
-            </w:tcMar>
-          </w:tcPr>
-          <w:p>
-            <w:pPr>
-              <w:spacing w:after="60"/>
-            </w:pPr>
-            <w:r>
-              <w:rPr>
-                <w:rFonts w:ascii="Arial" w:cs="Arial" w:eastAsia="Arial" w:hAnsi="Arial"/>
-                <w:b w:val="false"/>
-                <w:bCs w:val="false"/>
-                <w:i w:val="false"/>
-                <w:iCs w:val="false"/>
-                <w:color w:val="000000"/>
-                <w:sz w:val="20"/>
-                <w:szCs w:val="20"/>
-              </w:rPr>
-              <w:t xml:space="preserve">도구 활용</w:t>
-            </w:r>
-          </w:p>
-        </w:tc>
-        <w:tc>
-          <w:tcPr>
-            <w:tcW w:type="dxa" w:w="1446"/>
+            <w:tcMar>
+              <w:top w:type="dxa" w:w="80"/>
+              <w:left w:type="dxa" w:w="120"/>
+              <w:bottom w:type="dxa" w:w="80"/>
+              <w:right w:type="dxa" w:w="120"/>
+            </w:tcMar>
+          </w:tcPr>
+          <w:p>
+            <w:r>
+              <w:rPr>
+                <w:rFonts w:ascii="Arial" w:cs="Arial" w:eastAsia="Arial" w:hAnsi="Arial"/>
+                <w:sz w:val="20"/>
+                <w:szCs w:val="20"/>
+              </w:rPr>
+              <w:t xml:space="preserve">프롬프트 품질</w:t>
+            </w:r>
+          </w:p>
+        </w:tc>
+        <w:tc>
+          <w:tcPr>
+            <w:tcW w:type="dxa" w:w="2000"/>
             <w:tcBorders>
               <w:top w:val="single" w:color="CCCCCC" w:sz="1"/>
               <w:left w:val="single" w:color="CCCCCC" w:sz="1"/>
               <w:bottom w:val="single" w:color="CCCCCC" w:sz="1"/>
               <w:right w:val="single" w:color="CCCCCC" w:sz="1"/>
             </w:tcBorders>
-            <w:shd w:fill="F5F5F5" w:val="clear"/>
-            <w:tcMar>
-              <w:top w:type="dxa" w:w="80"/>
-              <w:left w:type="dxa" w:w="120"/>
-              <w:bottom w:type="dxa" w:w="80"/>
-              <w:right w:type="dxa" w:w="120"/>
-            </w:tcMar>
-          </w:tcPr>
-          <w:p>
-            <w:pPr>
-              <w:spacing w:after="60"/>
-            </w:pPr>
-            <w:r>
-              <w:rPr>
-                <w:rFonts w:ascii="Arial" w:cs="Arial" w:eastAsia="Arial" w:hAnsi="Arial"/>
-                <w:b w:val="false"/>
-                <w:bCs w:val="false"/>
-                <w:i w:val="false"/>
-                <w:iCs w:val="false"/>
-                <w:color w:val="000000"/>
-                <w:sz w:val="20"/>
-                <w:szCs w:val="20"/>
-              </w:rPr>
-              <w:t xml:space="preserve">4</w:t>
-            </w:r>
-          </w:p>
-        </w:tc>
-        <w:tc>
-          <w:tcPr>
-            <w:tcW w:type="dxa" w:w="4337"/>
+            <w:tcMar>
+              <w:top w:type="dxa" w:w="80"/>
+              <w:left w:type="dxa" w:w="120"/>
+              <w:bottom w:type="dxa" w:w="80"/>
+              <w:right w:type="dxa" w:w="120"/>
+            </w:tcMar>
+          </w:tcPr>
+          <w:p>
+            <w:r>
+              <w:rPr>
+                <w:rFonts w:ascii="Arial" w:cs="Arial" w:eastAsia="Arial" w:hAnsi="Arial"/>
+                <w:sz w:val="20"/>
+                <w:szCs w:val="20"/>
+              </w:rPr>
+              <w:t xml:space="preserve">3</w:t>
+            </w:r>
+          </w:p>
+        </w:tc>
+        <w:tc>
+          <w:tcPr>
+            <w:tcW w:type="dxa" w:w="4360"/>
             <w:tcBorders>
               <w:top w:val="single" w:color="CCCCCC" w:sz="1"/>
               <w:left w:val="single" w:color="CCCCCC" w:sz="1"/>
               <w:bottom w:val="single" w:color="CCCCCC" w:sz="1"/>
               <w:right w:val="single" w:color="CCCCCC" w:sz="1"/>
             </w:tcBorders>
-            <w:shd w:fill="F5F5F5" w:val="clear"/>
-            <w:tcMar>
-              <w:top w:type="dxa" w:w="80"/>
-              <w:left w:type="dxa" w:w="120"/>
-              <w:bottom w:type="dxa" w:w="80"/>
-              <w:right w:type="dxa" w:w="120"/>
-            </w:tcMar>
-          </w:tcPr>
-          <w:p>
-            <w:pPr>
-              <w:spacing w:after="60"/>
-            </w:pPr>
-            <w:r>
-              <w:rPr>
-                <w:rFonts w:ascii="Arial" w:cs="Arial" w:eastAsia="Arial" w:hAnsi="Arial"/>
-                <w:b w:val="false"/>
-                <w:bCs w:val="false"/>
-                <w:i w:val="false"/>
-                <w:iCs w:val="false"/>
-                <w:color w:val="000000"/>
-                <w:sz w:val="20"/>
-                <w:szCs w:val="20"/>
-              </w:rPr>
-              <w:t xml:space="preserve">Cowork 워크플로우·오픈클로 초안 생성</w:t>
+            <w:tcMar>
+              <w:top w:type="dxa" w:w="80"/>
+              <w:left w:type="dxa" w:w="120"/>
+              <w:bottom w:type="dxa" w:w="80"/>
+              <w:right w:type="dxa" w:w="120"/>
+            </w:tcMar>
+          </w:tcPr>
+          <w:p>
+            <w:r>
+              <w:rPr>
+                <w:rFonts w:ascii="Arial" w:cs="Arial" w:eastAsia="Arial" w:hAnsi="Arial"/>
+                <w:sz w:val="20"/>
+                <w:szCs w:val="20"/>
+              </w:rPr>
+              <w:t xml:space="preserve">봉공이봇 프롬프트 참조 카드 5개 작성, CoT 심화 실험 미흡</w:t>
             </w:r>
           </w:p>
         </w:tc>
@@ -788,7 +577,7 @@
       <w:tr>
         <w:tc>
           <w:tcPr>
-            <w:tcW w:type="dxa" w:w="3855"/>
+            <w:tcW w:type="dxa" w:w="3000"/>
             <w:tcBorders>
               <w:top w:val="single" w:color="CCCCCC" w:sz="1"/>
               <w:left w:val="single" w:color="CCCCCC" w:sz="1"/>
@@ -803,27 +592,19 @@
             </w:tcMar>
           </w:tcPr>
           <w:p>
-            <w:pPr>
-              <w:spacing w:after="60"/>
-            </w:pPr>
-            <w:r>
-              <w:rPr>
-                <w:rFonts w:ascii="Arial" w:cs="Arial" w:eastAsia="Arial" w:hAnsi="Arial"/>
-                <w:b w:val="false"/>
-                <w:bCs w:val="false"/>
-                <w:i w:val="false"/>
-                <w:iCs w:val="false"/>
-                <w:color w:val="000000"/>
-                <w:sz w:val="20"/>
-                <w:szCs w:val="20"/>
-              </w:rPr>
-              <w:t xml:space="preserve">프롬프트 품질</w:t>
-            </w:r>
-          </w:p>
-        </w:tc>
-        <w:tc>
-          <w:tcPr>
-            <w:tcW w:type="dxa" w:w="1446"/>
+            <w:r>
+              <w:rPr>
+                <w:rFonts w:ascii="Arial" w:cs="Arial" w:eastAsia="Arial" w:hAnsi="Arial"/>
+                <w:sz w:val="20"/>
+                <w:szCs w:val="20"/>
+              </w:rPr>
+              <w:t xml:space="preserve">시스템 설계 관점</w:t>
+            </w:r>
+          </w:p>
+        </w:tc>
+        <w:tc>
+          <w:tcPr>
+            <w:tcW w:type="dxa" w:w="2000"/>
             <w:tcBorders>
               <w:top w:val="single" w:color="CCCCCC" w:sz="1"/>
               <w:left w:val="single" w:color="CCCCCC" w:sz="1"/>
@@ -838,27 +619,19 @@
             </w:tcMar>
           </w:tcPr>
           <w:p>
-            <w:pPr>
-              <w:spacing w:after="60"/>
-            </w:pPr>
-            <w:r>
-              <w:rPr>
-                <w:rFonts w:ascii="Arial" w:cs="Arial" w:eastAsia="Arial" w:hAnsi="Arial"/>
-                <w:b w:val="false"/>
-                <w:bCs w:val="false"/>
-                <w:i w:val="false"/>
-                <w:iCs w:val="false"/>
-                <w:color w:val="000000"/>
-                <w:sz w:val="20"/>
-                <w:szCs w:val="20"/>
-              </w:rPr>
-              <w:t xml:space="preserve">3</w:t>
-            </w:r>
-          </w:p>
-        </w:tc>
-        <w:tc>
-          <w:tcPr>
-            <w:tcW w:type="dxa" w:w="4337"/>
+            <w:r>
+              <w:rPr>
+                <w:rFonts w:ascii="Arial" w:cs="Arial" w:eastAsia="Arial" w:hAnsi="Arial"/>
+                <w:sz w:val="20"/>
+                <w:szCs w:val="20"/>
+              </w:rPr>
+              <w:t xml:space="preserve">5</w:t>
+            </w:r>
+          </w:p>
+        </w:tc>
+        <w:tc>
+          <w:tcPr>
+            <w:tcW w:type="dxa" w:w="4360"/>
             <w:tcBorders>
               <w:top w:val="single" w:color="CCCCCC" w:sz="1"/>
               <w:left w:val="single" w:color="CCCCCC" w:sz="1"/>
@@ -873,52 +646,36 @@
             </w:tcMar>
           </w:tcPr>
           <w:p>
-            <w:pPr>
-              <w:spacing w:after="60"/>
-            </w:pPr>
-            <w:r>
-              <w:rPr>
-                <w:rFonts w:ascii="Arial" w:cs="Arial" w:eastAsia="Arial" w:hAnsi="Arial"/>
-                <w:b w:val="false"/>
-                <w:bCs w:val="false"/>
-                <w:i w:val="false"/>
-                <w:iCs w:val="false"/>
-                <w:color w:val="000000"/>
-                <w:sz w:val="20"/>
-                <w:szCs w:val="20"/>
-              </w:rPr>
-              <w:t xml:space="preserve">카드 5개 작성, 실험적 비교는 아직 미흡</w:t>
+            <w:r>
+              <w:rPr>
+                <w:rFonts w:ascii="Arial" w:cs="Arial" w:eastAsia="Arial" w:hAnsi="Arial"/>
+                <w:sz w:val="20"/>
+                <w:szCs w:val="20"/>
+              </w:rPr>
+              <w:t xml:space="preserve">Rate Limiter 전략·API 비용 추정 포함, 아키텍처 다이어그램 추가 과제</w:t>
             </w:r>
           </w:p>
         </w:tc>
       </w:tr>
     </w:tbl>
     <w:p>
-      <w:pPr>
-        <w:spacing w:after="100"/>
-      </w:pPr>
-    </w:p>
-    <w:p>
-      <w:pPr>
-        <w:spacing w:after="60"/>
-      </w:pPr>
-      <w:r>
-        <w:rPr>
-          <w:rFonts w:ascii="Arial" w:cs="Arial" w:eastAsia="Arial" w:hAnsi="Arial"/>
-          <w:b w:val="false"/>
-          <w:bCs w:val="false"/>
-          <w:i/>
-          <w:iCs/>
-          <w:color w:val="666666"/>
-          <w:sz w:val="22"/>
-          <w:szCs w:val="22"/>
-        </w:rPr>
-        <w:t xml:space="preserve">W2D5 피드백 기록 예시</w:t>
+      <w:r>
+        <w:t xml:space="preserve"/>
+      </w:r>
+    </w:p>
+    <w:p>
+      <w:r>
+        <w:rPr>
+          <w:color w:val="888888"/>
+        </w:rPr>
+        <w:t xml:space="preserve">*W2D5 피드백 기록 예시*</w:t>
       </w:r>
     </w:p>
     <w:sectPr>
+      <w:headerReference w:type="default" r:id="rId7"/>
+      <w:footerReference w:type="default" r:id="rId8"/>
       <w:pgSz w:w="11906" w:h="16838" w:orient="portrait"/>
-      <w:pgMar w:top="1134" w:right="1134" w:bottom="1134" w:left="1134" w:header="708" w:footer="708" w:gutter="0"/>
+      <w:pgMar w:top="1080" w:right="1080" w:bottom="1080" w:left="1080" w:header="708" w:footer="708" w:gutter="0"/>
       <w:pgNumType/>
       <w:docGrid w:linePitch="360"/>
     </w:sectPr>
@@ -967,6 +724,27 @@
 </w:endnotes>
 </file>
 
+<file path=word/footer1.xml><?xml version="1.0" encoding="utf-8"?>
+<w:ftr xmlns:wpc="http://schemas.microsoft.com/office/word/2010/wordprocessingCanvas" xmlns:mc="http://schemas.openxmlformats.org/markup-compatibility/2006" xmlns:o="urn:schemas-microsoft-com:office:office" xmlns:r="http://schemas.openxmlformats.org/officeDocument/2006/relationships" xmlns:m="http://schemas.openxmlformats.org/officeDocument/2006/math" xmlns:v="urn:schemas-microsoft-com:vml" xmlns:wp14="http://schemas.microsoft.com/office/word/2010/wordprocessingDrawing" xmlns:wp="http://schemas.openxmlformats.org/drawingml/2006/wordprocessingDrawing" xmlns:w10="urn:schemas-microsoft-com:office:word" xmlns:w="http://schemas.openxmlformats.org/wordprocessingml/2006/main" xmlns:w14="http://schemas.microsoft.com/office/word/2010/wordml" xmlns:w15="http://schemas.microsoft.com/office/word/2012/wordml" xmlns:wpg="http://schemas.microsoft.com/office/word/2010/wordprocessingGroup" xmlns:wpi="http://schemas.microsoft.com/office/word/2010/wordprocessingInk" xmlns:wne="http://schemas.microsoft.com/office/word/2006/wordml" xmlns:wps="http://schemas.microsoft.com/office/word/2010/wordprocessingShape">
+  <w:p>
+    <w:pPr>
+      <w:pBdr>
+        <w:top w:val="single" w:color="CCCCCC" w:sz="4" w:space="1"/>
+      </w:pBdr>
+    </w:pPr>
+    <w:r>
+      <w:rPr>
+        <w:rFonts w:ascii="Arial" w:cs="Arial" w:eastAsia="Arial" w:hAnsi="Arial"/>
+        <w:color w:val="888888"/>
+        <w:sz w:val="16"/>
+        <w:szCs w:val="16"/>
+      </w:rPr>
+      <w:t xml:space="preserve">W2D5 | 2026-04-24 | 인턴 프로그램 — AI 업무 경험</w:t>
+    </w:r>
+  </w:p>
+</w:ftr>
+</file>
+
 <file path=word/footnotes.xml><?xml version="1.0" encoding="utf-8"?>
 <w:footnotes xmlns:wpc="http://schemas.microsoft.com/office/word/2010/wordprocessingCanvas" xmlns:mc="http://schemas.openxmlformats.org/markup-compatibility/2006" xmlns:o="urn:schemas-microsoft-com:office:office" xmlns:r="http://schemas.openxmlformats.org/officeDocument/2006/relationships" xmlns:m="http://schemas.openxmlformats.org/officeDocument/2006/math" xmlns:v="urn:schemas-microsoft-com:vml" xmlns:wp14="http://schemas.microsoft.com/office/word/2010/wordprocessingDrawing" xmlns:wp="http://schemas.openxmlformats.org/drawingml/2006/wordprocessingDrawing" xmlns:w10="urn:schemas-microsoft-com:office:word" xmlns:w="http://schemas.openxmlformats.org/wordprocessingml/2006/main" xmlns:w14="http://schemas.microsoft.com/office/word/2010/wordml" xmlns:w15="http://schemas.microsoft.com/office/word/2012/wordml" xmlns:wpg="http://schemas.microsoft.com/office/word/2010/wordprocessingGroup" xmlns:wpi="http://schemas.microsoft.com/office/word/2010/wordprocessingInk" xmlns:wne="http://schemas.microsoft.com/office/word/2006/wordml" xmlns:wps="http://schemas.microsoft.com/office/word/2010/wordprocessingShape" mc:Ignorable="w14 w15 wp14">
   <w:footnote w:type="separator" w:id="-1">
@@ -1002,6 +780,27 @@
     </w:p>
   </w:footnote>
 </w:footnotes>
+</file>
+
+<file path=word/header1.xml><?xml version="1.0" encoding="utf-8"?>
+<w:hdr xmlns:wpc="http://schemas.microsoft.com/office/word/2010/wordprocessingCanvas" xmlns:mc="http://schemas.openxmlformats.org/markup-compatibility/2006" xmlns:o="urn:schemas-microsoft-com:office:office" xmlns:r="http://schemas.openxmlformats.org/officeDocument/2006/relationships" xmlns:m="http://schemas.openxmlformats.org/officeDocument/2006/math" xmlns:v="urn:schemas-microsoft-com:vml" xmlns:wp14="http://schemas.microsoft.com/office/word/2010/wordprocessingDrawing" xmlns:wp="http://schemas.openxmlformats.org/drawingml/2006/wordprocessingDrawing" xmlns:w10="urn:schemas-microsoft-com:office:word" xmlns:w="http://schemas.openxmlformats.org/wordprocessingml/2006/main" xmlns:w14="http://schemas.microsoft.com/office/word/2010/wordml" xmlns:w15="http://schemas.microsoft.com/office/word/2012/wordml" xmlns:wpg="http://schemas.microsoft.com/office/word/2010/wordprocessingGroup" xmlns:wpi="http://schemas.microsoft.com/office/word/2010/wordprocessingInk" xmlns:wne="http://schemas.microsoft.com/office/word/2006/wordml" xmlns:wps="http://schemas.microsoft.com/office/word/2010/wordprocessingShape" xmlns:cx="http://schemas.microsoft.com/office/drawing/2014/chartex" xmlns:cx1="http://schemas.microsoft.com/office/drawing/2015/9/8/chartex" xmlns:cx2="http://schemas.microsoft.com/office/drawing/2015/10/21/chartex" xmlns:cx3="http://schemas.microsoft.com/office/drawing/2016/5/9/chartex" xmlns:cx4="http://schemas.microsoft.com/office/drawing/2016/5/10/chartex" xmlns:cx5="http://schemas.microsoft.com/office/drawing/2016/5/11/chartex" xmlns:cx6="http://schemas.microsoft.com/office/drawing/2016/5/12/chartex" xmlns:cx7="http://schemas.microsoft.com/office/drawing/2016/5/13/chartex" xmlns:cx8="http://schemas.microsoft.com/office/drawing/2016/5/14/chartex" xmlns:w16cid="http://schemas.microsoft.com/office/word/2016/wordml/cid" xmlns:w16se="http://schemas.microsoft.com/office/word/2015/wordml/symex">
+  <w:p>
+    <w:pPr>
+      <w:pBdr>
+        <w:bottom w:val="single" w:color="2E74B5" w:sz="6" w:space="1"/>
+      </w:pBdr>
+    </w:pPr>
+    <w:r>
+      <w:rPr>
+        <w:rFonts w:ascii="Arial" w:cs="Arial" w:eastAsia="Arial" w:hAnsi="Arial"/>
+        <w:color w:val="2E74B5"/>
+        <w:sz w:val="18"/>
+        <w:szCs w:val="18"/>
+      </w:rPr>
+      <w:t xml:space="preserve">2주차 멘토 피드백 기록 | 박수빈 | 2026-04-24 (W2D5)</w:t>
+    </w:r>
+  </w:p>
+</w:hdr>
 </file>
 
 <file path=word/numbering.xml><?xml version="1.0" encoding="utf-8"?>
@@ -1325,9 +1124,9 @@
       <w:rFonts w:ascii="Arial" w:cs="Arial" w:eastAsia="Arial" w:hAnsi="Arial"/>
       <w:b/>
       <w:bCs/>
-      <w:color w:val="2E74B5"/>
-      <w:sz w:val="32"/>
-      <w:szCs w:val="32"/>
+      <w:color w:val="1F3864"/>
+      <w:sz w:val="28"/>
+      <w:szCs w:val="28"/>
     </w:rPr>
   </w:style>
   <w:style w:type="paragraph" w:styleId="Heading2">
@@ -1344,23 +1143,6 @@
       <w:b/>
       <w:bCs/>
       <w:color w:val="2E74B5"/>
-      <w:sz w:val="26"/>
-      <w:szCs w:val="26"/>
-    </w:rPr>
-  </w:style>
-  <w:style w:type="paragraph" w:styleId="Heading3">
-    <w:name w:val="Heading 3"/>
-    <w:basedOn w:val="Normal"/>
-    <w:next w:val="Normal"/>
-    <w:qFormat/>
-    <w:pPr>
-      <w:spacing w:after="60" w:before="140"/>
-      <w:outlineLvl w:val="2"/>
-    </w:pPr>
-    <w:rPr>
-      <w:rFonts w:ascii="Arial" w:cs="Arial" w:eastAsia="Arial" w:hAnsi="Arial"/>
-      <w:b/>
-      <w:bCs/>
       <w:sz w:val="24"/>
       <w:szCs w:val="24"/>
     </w:rPr>
